--- a/Public Talks/No 147/S-34_E_147.docx
+++ b/Public Talks/No 147/S-34_E_147.docx
@@ -823,7 +823,15 @@
         <w:annotationRef/>
       </w:r>
       <w:r>
-        <w:t>How did Hezekiah demonstrate he trusted in Jehovah’s sa</w:t>
+        <w:t>How did H</w:t>
+      </w:r>
+    </w:p>
+    <w:p>
+      <w:pPr>
+        <w:pStyle w:val="CommentText"/>
+      </w:pPr>
+      <w:r>
+        <w:t>ezekiah demonstrate he trusted in Jehovah’s sa</w:t>
       </w:r>
       <w:r>
         <w:t xml:space="preserve"> </w:t>
